--- a/Weekly Logs/Matt/Matt Baker - Week 5 Individual Logbook.docx
+++ b/Weekly Logs/Matt/Matt Baker - Week 5 Individual Logbook.docx
@@ -1734,12 +1734,6 @@
               </w:rPr>
               <w:t xml:space="preserve">   </w:t>
             </w:r>
-            <w:r>
-              <w:rPr>
-                <w:sz w:val="24"/>
-              </w:rPr>
-              <w:t>2hrs 30 mins</w:t>
-            </w:r>
           </w:p>
         </w:tc>
       </w:tr>
@@ -1791,12 +1785,6 @@
               </w:rPr>
               <w:t xml:space="preserve">   </w:t>
             </w:r>
-            <w:r>
-              <w:rPr>
-                <w:sz w:val="24"/>
-              </w:rPr>
-              <w:t>30</w:t>
-            </w:r>
           </w:p>
         </w:tc>
       </w:tr>
@@ -1848,12 +1836,6 @@
               </w:rPr>
               <w:t xml:space="preserve">  </w:t>
             </w:r>
-            <w:r>
-              <w:rPr>
-                <w:sz w:val="24"/>
-              </w:rPr>
-              <w:t>1</w:t>
-            </w:r>
           </w:p>
         </w:tc>
       </w:tr>
@@ -1905,12 +1887,6 @@
               </w:rPr>
               <w:t xml:space="preserve">   </w:t>
             </w:r>
-            <w:r>
-              <w:rPr>
-                <w:sz w:val="24"/>
-              </w:rPr>
-              <w:t>2hrs 30 mins</w:t>
-            </w:r>
           </w:p>
         </w:tc>
       </w:tr>
@@ -1960,13 +1936,7 @@
               <w:rPr>
                 <w:sz w:val="24"/>
               </w:rPr>
-              <w:t xml:space="preserve">   </w:t>
-            </w:r>
-            <w:r>
-              <w:rPr>
-                <w:sz w:val="24"/>
-              </w:rPr>
-              <w:t>8</w:t>
+              <w:t xml:space="preserve">  </w:t>
             </w:r>
           </w:p>
         </w:tc>
@@ -2291,7 +2261,7 @@
               <w:rPr>
                 <w:sz w:val="24"/>
               </w:rPr>
-              <w:t>15hrs 30min</w:t>
+              <w:t>0</w:t>
             </w:r>
           </w:p>
         </w:tc>
@@ -2512,12 +2482,185 @@
       </w:r>
       <w:bookmarkEnd w:id="6"/>
     </w:p>
-    <w:p/>
+    <w:p>
+      <w:r>
+        <w:t>Monday, August 10</w:t>
+      </w:r>
+    </w:p>
+    <w:p>
+      <w:r>
+        <w:t>12:30-2:00PM (1hr 30mins)</w:t>
+      </w:r>
+    </w:p>
+    <w:p>
+      <w:r>
+        <w:t>Setting up a kali</w:t>
+      </w:r>
+      <w:r>
+        <w:t xml:space="preserve"> VM</w:t>
+      </w:r>
+      <w:r>
+        <w:t xml:space="preserve"> install on my own home PC for local testing, tools practice, and </w:t>
+      </w:r>
+      <w:r>
+        <w:t>as a contingency if for whatever reason we are not able to work on our dedicated PC at school. This will also mean that we can conduct investigations in parallel with each other if access to our AI PC is contested.</w:t>
+      </w:r>
+    </w:p>
+    <w:p>
+      <w:r>
+        <w:t>2:00-</w:t>
+      </w:r>
+      <w:r>
+        <w:t>4</w:t>
+      </w:r>
+      <w:r>
+        <w:t xml:space="preserve"> (</w:t>
+      </w:r>
+      <w:r>
+        <w:t>2hours</w:t>
+      </w:r>
+      <w:r>
+        <w:t>)</w:t>
+      </w:r>
+    </w:p>
+    <w:p>
+      <w:r>
+        <w:t xml:space="preserve">Doing some </w:t>
+      </w:r>
+      <w:r>
+        <w:t>refamiliarization</w:t>
+      </w:r>
+      <w:r>
+        <w:t xml:space="preserve"> with exiftool on files</w:t>
+      </w:r>
+      <w:r>
+        <w:t>, testing different types of photos/screenshots to pull gps data from my own phone</w:t>
+      </w:r>
+      <w:r>
+        <w:t>, even if I try to dox myself by attaching the location to an image, exiftool will generate the field, but the data will be missing (</w:t>
+      </w:r>
+      <w:r>
+        <w:t>export process strips metadata</w:t>
+      </w:r>
+      <w:r>
+        <w:t>?).</w:t>
+      </w:r>
+    </w:p>
+    <w:p>
+      <w:r>
+        <w:rPr>
+          <w:noProof/>
+        </w:rPr>
+        <w:drawing>
+          <wp:inline distT="0" distB="0" distL="0" distR="0" wp14:anchorId="050989D2" wp14:editId="549460B0">
+            <wp:extent cx="4660710" cy="1873478"/>
+            <wp:effectExtent l="0" t="0" r="6985" b="0"/>
+            <wp:docPr id="311307909" name="Picture 1"/>
+            <wp:cNvGraphicFramePr>
+              <a:graphicFrameLocks xmlns:a="http://schemas.openxmlformats.org/drawingml/2006/main" noChangeAspect="1"/>
+            </wp:cNvGraphicFramePr>
+            <a:graphic xmlns:a="http://schemas.openxmlformats.org/drawingml/2006/main">
+              <a:graphicData uri="http://schemas.openxmlformats.org/drawingml/2006/picture">
+                <pic:pic xmlns:pic="http://schemas.openxmlformats.org/drawingml/2006/picture">
+                  <pic:nvPicPr>
+                    <pic:cNvPr id="311307909" name=""/>
+                    <pic:cNvPicPr/>
+                  </pic:nvPicPr>
+                  <pic:blipFill>
+                    <a:blip r:embed="rId9"/>
+                    <a:stretch>
+                      <a:fillRect/>
+                    </a:stretch>
+                  </pic:blipFill>
+                  <pic:spPr>
+                    <a:xfrm>
+                      <a:off x="0" y="0"/>
+                      <a:ext cx="4669973" cy="1877201"/>
+                    </a:xfrm>
+                    <a:prstGeom prst="rect">
+                      <a:avLst/>
+                    </a:prstGeom>
+                  </pic:spPr>
+                </pic:pic>
+              </a:graphicData>
+            </a:graphic>
+          </wp:inline>
+        </w:drawing>
+      </w:r>
+    </w:p>
+    <w:p>
+      <w:pPr>
+        <w:rPr>
+          <w:noProof/>
+        </w:rPr>
+      </w:pPr>
+      <w:r>
+        <w:rPr>
+          <w:noProof/>
+        </w:rPr>
+        <w:t>When I transfer the raw files over to my pc</w:t>
+      </w:r>
+      <w:r>
+        <w:rPr>
+          <w:noProof/>
+          <w:color w:val="auto"/>
+        </w:rPr>
+        <w:t>, I</w:t>
+      </w:r>
+      <w:r>
+        <w:rPr>
+          <w:noProof/>
+        </w:rPr>
+        <w:t xml:space="preserve"> can view the gps data with exiftool if it is intentionally attached to the source image (this is spoofed)</w:t>
+      </w:r>
+    </w:p>
+    <w:p>
+      <w:r>
+        <w:rPr>
+          <w:noProof/>
+        </w:rPr>
+        <w:drawing>
+          <wp:inline distT="0" distB="0" distL="0" distR="0" wp14:anchorId="493E39C0" wp14:editId="30F708E9">
+            <wp:extent cx="4681182" cy="1872369"/>
+            <wp:effectExtent l="0" t="0" r="5715" b="0"/>
+            <wp:docPr id="1275717212" name="Picture 1"/>
+            <wp:cNvGraphicFramePr>
+              <a:graphicFrameLocks xmlns:a="http://schemas.openxmlformats.org/drawingml/2006/main" noChangeAspect="1"/>
+            </wp:cNvGraphicFramePr>
+            <a:graphic xmlns:a="http://schemas.openxmlformats.org/drawingml/2006/main">
+              <a:graphicData uri="http://schemas.openxmlformats.org/drawingml/2006/picture">
+                <pic:pic xmlns:pic="http://schemas.openxmlformats.org/drawingml/2006/picture">
+                  <pic:nvPicPr>
+                    <pic:cNvPr id="1275717212" name=""/>
+                    <pic:cNvPicPr/>
+                  </pic:nvPicPr>
+                  <pic:blipFill>
+                    <a:blip r:embed="rId10"/>
+                    <a:stretch>
+                      <a:fillRect/>
+                    </a:stretch>
+                  </pic:blipFill>
+                  <pic:spPr>
+                    <a:xfrm>
+                      <a:off x="0" y="0"/>
+                      <a:ext cx="4696211" cy="1878380"/>
+                    </a:xfrm>
+                    <a:prstGeom prst="rect">
+                      <a:avLst/>
+                    </a:prstGeom>
+                  </pic:spPr>
+                </pic:pic>
+              </a:graphicData>
+            </a:graphic>
+          </wp:inline>
+        </w:drawing>
+      </w:r>
+    </w:p>
     <w:sectPr>
-      <w:headerReference w:type="default" r:id="rId9"/>
-      <w:footerReference w:type="even" r:id="rId10"/>
-      <w:footerReference w:type="default" r:id="rId11"/>
-      <w:footerReference w:type="first" r:id="rId12"/>
+      <w:headerReference w:type="default" r:id="rId11"/>
+      <w:footerReference w:type="even" r:id="rId12"/>
+      <w:footerReference w:type="default" r:id="rId13"/>
+      <w:footerReference w:type="first" r:id="rId14"/>
       <w:pgSz w:w="11906" w:h="16838"/>
       <w:pgMar w:top="1483" w:right="1448" w:bottom="1544" w:left="1435" w:header="720" w:footer="730" w:gutter="0"/>
       <w:pgNumType w:start="0"/>

--- a/Weekly Logs/Matt/Matt Baker - Week 5 Individual Logbook.docx
+++ b/Weekly Logs/Matt/Matt Baker - Week 5 Individual Logbook.docx
@@ -913,7 +913,7 @@
           <w:r>
             <w:fldChar w:fldCharType="separate"/>
           </w:r>
-          <w:hyperlink w:anchor="_Toc237261073" w:history="1">
+          <w:hyperlink w:anchor="_Toc237345715" w:history="1">
             <w:r>
               <w:rPr>
                 <w:rStyle w:val="Hyperlink"/>
@@ -940,7 +940,7 @@
                 <w:noProof/>
                 <w:webHidden/>
               </w:rPr>
-              <w:instrText xml:space="preserve"> PAGEREF _Toc237261073 \h </w:instrText>
+              <w:instrText xml:space="preserve"> PAGEREF _Toc237345715 \h </w:instrText>
             </w:r>
             <w:r>
               <w:rPr>
@@ -984,7 +984,7 @@
               <w:sz w:val="24"/>
             </w:rPr>
           </w:pPr>
-          <w:hyperlink w:anchor="_Toc237261074" w:history="1">
+          <w:hyperlink w:anchor="_Toc237345716" w:history="1">
             <w:r>
               <w:rPr>
                 <w:rStyle w:val="Hyperlink"/>
@@ -1011,7 +1011,7 @@
                 <w:noProof/>
                 <w:webHidden/>
               </w:rPr>
-              <w:instrText xml:space="preserve"> PAGEREF _Toc237261074 \h </w:instrText>
+              <w:instrText xml:space="preserve"> PAGEREF _Toc237345716 \h </w:instrText>
             </w:r>
             <w:r>
               <w:rPr>
@@ -1055,7 +1055,7 @@
               <w:sz w:val="24"/>
             </w:rPr>
           </w:pPr>
-          <w:hyperlink w:anchor="_Toc237261075" w:history="1">
+          <w:hyperlink w:anchor="_Toc237345717" w:history="1">
             <w:r>
               <w:rPr>
                 <w:rStyle w:val="Hyperlink"/>
@@ -1082,7 +1082,7 @@
                 <w:noProof/>
                 <w:webHidden/>
               </w:rPr>
-              <w:instrText xml:space="preserve"> PAGEREF _Toc237261075 \h </w:instrText>
+              <w:instrText xml:space="preserve"> PAGEREF _Toc237345717 \h </w:instrText>
             </w:r>
             <w:r>
               <w:rPr>
@@ -1126,7 +1126,7 @@
               <w:sz w:val="24"/>
             </w:rPr>
           </w:pPr>
-          <w:hyperlink w:anchor="_Toc237261076" w:history="1">
+          <w:hyperlink w:anchor="_Toc237345718" w:history="1">
             <w:r>
               <w:rPr>
                 <w:rStyle w:val="Hyperlink"/>
@@ -1153,7 +1153,7 @@
                 <w:noProof/>
                 <w:webHidden/>
               </w:rPr>
-              <w:instrText xml:space="preserve"> PAGEREF _Toc237261076 \h </w:instrText>
+              <w:instrText xml:space="preserve"> PAGEREF _Toc237345718 \h </w:instrText>
             </w:r>
             <w:r>
               <w:rPr>
@@ -1197,7 +1197,7 @@
               <w:sz w:val="24"/>
             </w:rPr>
           </w:pPr>
-          <w:hyperlink w:anchor="_Toc237261077" w:history="1">
+          <w:hyperlink w:anchor="_Toc237345719" w:history="1">
             <w:r>
               <w:rPr>
                 <w:rStyle w:val="Hyperlink"/>
@@ -1224,7 +1224,7 @@
                 <w:noProof/>
                 <w:webHidden/>
               </w:rPr>
-              <w:instrText xml:space="preserve"> PAGEREF _Toc237261077 \h </w:instrText>
+              <w:instrText xml:space="preserve"> PAGEREF _Toc237345719 \h </w:instrText>
             </w:r>
             <w:r>
               <w:rPr>
@@ -1268,7 +1268,7 @@
               <w:sz w:val="24"/>
             </w:rPr>
           </w:pPr>
-          <w:hyperlink w:anchor="_Toc237261078" w:history="1">
+          <w:hyperlink w:anchor="_Toc237345720" w:history="1">
             <w:r>
               <w:rPr>
                 <w:rStyle w:val="Hyperlink"/>
@@ -1295,7 +1295,7 @@
                 <w:noProof/>
                 <w:webHidden/>
               </w:rPr>
-              <w:instrText xml:space="preserve"> PAGEREF _Toc237261078 \h </w:instrText>
+              <w:instrText xml:space="preserve"> PAGEREF _Toc237345720 \h </w:instrText>
             </w:r>
             <w:r>
               <w:rPr>
@@ -1339,12 +1339,83 @@
               <w:sz w:val="24"/>
             </w:rPr>
           </w:pPr>
-          <w:hyperlink w:anchor="_Toc237261079" w:history="1">
+          <w:hyperlink w:anchor="_Toc237345721" w:history="1">
             <w:r>
               <w:rPr>
                 <w:rStyle w:val="Hyperlink"/>
                 <w:noProof/>
               </w:rPr>
+              <w:t>Testing</w:t>
+            </w:r>
+            <w:r>
+              <w:rPr>
+                <w:noProof/>
+                <w:webHidden/>
+              </w:rPr>
+              <w:tab/>
+            </w:r>
+            <w:r>
+              <w:rPr>
+                <w:noProof/>
+                <w:webHidden/>
+              </w:rPr>
+              <w:fldChar w:fldCharType="begin"/>
+            </w:r>
+            <w:r>
+              <w:rPr>
+                <w:noProof/>
+                <w:webHidden/>
+              </w:rPr>
+              <w:instrText xml:space="preserve"> PAGEREF _Toc237345721 \h </w:instrText>
+            </w:r>
+            <w:r>
+              <w:rPr>
+                <w:noProof/>
+                <w:webHidden/>
+              </w:rPr>
+            </w:r>
+            <w:r>
+              <w:rPr>
+                <w:noProof/>
+                <w:webHidden/>
+              </w:rPr>
+              <w:fldChar w:fldCharType="separate"/>
+            </w:r>
+            <w:r>
+              <w:rPr>
+                <w:noProof/>
+                <w:webHidden/>
+              </w:rPr>
+              <w:t>4</w:t>
+            </w:r>
+            <w:r>
+              <w:rPr>
+                <w:noProof/>
+                <w:webHidden/>
+              </w:rPr>
+              <w:fldChar w:fldCharType="end"/>
+            </w:r>
+          </w:hyperlink>
+        </w:p>
+        <w:p>
+          <w:pPr>
+            <w:pStyle w:val="TOC2"/>
+            <w:tabs>
+              <w:tab w:val="right" w:leader="dot" w:pos="9013"/>
+            </w:tabs>
+            <w:rPr>
+              <w:rFonts w:asciiTheme="minorHAnsi" w:eastAsiaTheme="minorEastAsia" w:hAnsiTheme="minorHAnsi" w:cstheme="minorBidi"/>
+              <w:noProof/>
+              <w:color w:val="auto"/>
+              <w:sz w:val="24"/>
+            </w:rPr>
+          </w:pPr>
+          <w:hyperlink w:anchor="_Toc237345722" w:history="1">
+            <w:r>
+              <w:rPr>
+                <w:rStyle w:val="Hyperlink"/>
+                <w:noProof/>
+              </w:rPr>
               <w:t>Development</w:t>
             </w:r>
             <w:r>
@@ -1366,7 +1437,7 @@
                 <w:noProof/>
                 <w:webHidden/>
               </w:rPr>
-              <w:instrText xml:space="preserve"> PAGEREF _Toc237261079 \h </w:instrText>
+              <w:instrText xml:space="preserve"> PAGEREF _Toc237345722 \h </w:instrText>
             </w:r>
             <w:r>
               <w:rPr>
@@ -1386,7 +1457,7 @@
                 <w:noProof/>
                 <w:webHidden/>
               </w:rPr>
-              <w:t>3</w:t>
+              <w:t>4</w:t>
             </w:r>
             <w:r>
               <w:rPr>
@@ -1604,6 +1675,7 @@
         <w:ind w:left="5" w:firstLine="0"/>
       </w:pPr>
       <w:r>
+        <w:lastRenderedPageBreak/>
         <w:t xml:space="preserve"> </w:t>
       </w:r>
     </w:p>
@@ -1612,9 +1684,8 @@
         <w:pStyle w:val="Heading1"/>
         <w:ind w:left="-5"/>
       </w:pPr>
-      <w:bookmarkStart w:id="0" w:name="_Toc237261073"/>
-      <w:r>
-        <w:lastRenderedPageBreak/>
+      <w:bookmarkStart w:id="0" w:name="_Toc237345715"/>
+      <w:r>
         <w:t>Hours Breakdown</w:t>
       </w:r>
       <w:bookmarkEnd w:id="0"/>
@@ -2421,7 +2492,7 @@
         <w:pStyle w:val="Heading1"/>
         <w:ind w:left="-5"/>
       </w:pPr>
-      <w:bookmarkStart w:id="1" w:name="_Toc237261074"/>
+      <w:bookmarkStart w:id="1" w:name="_Toc237345716"/>
       <w:r>
         <w:lastRenderedPageBreak/>
         <w:t>Completed Content/Documentation</w:t>
@@ -2433,7 +2504,7 @@
       <w:pPr>
         <w:pStyle w:val="Heading2"/>
       </w:pPr>
-      <w:bookmarkStart w:id="2" w:name="_Toc237261075"/>
+      <w:bookmarkStart w:id="2" w:name="_Toc237345717"/>
       <w:r>
         <w:t>Team Meeting</w:t>
       </w:r>
@@ -2443,10 +2514,28 @@
       <w:bookmarkEnd w:id="2"/>
     </w:p>
     <w:p>
+      <w:r>
+        <w:t>Tuesday, August 11</w:t>
+      </w:r>
+    </w:p>
+    <w:p>
+      <w:r>
+        <w:t>11-12:30pm (1hr 30 mins)</w:t>
+      </w:r>
+    </w:p>
+    <w:p>
+      <w:r>
+        <w:t>Lots of auditing, working out the agenda for the week, what Sam and Dave can work on, how to find hours</w:t>
+      </w:r>
+      <w:r>
+        <w:t>, delegating work, a tool for each of us to fiddle with.</w:t>
+      </w:r>
+    </w:p>
+    <w:p>
       <w:pPr>
         <w:pStyle w:val="Heading2"/>
       </w:pPr>
-      <w:bookmarkStart w:id="3" w:name="_Toc237261076"/>
+      <w:bookmarkStart w:id="3" w:name="_Toc237345718"/>
       <w:r>
         <w:t>Advisor Meetings</w:t>
       </w:r>
@@ -2456,7 +2545,7 @@
       <w:pPr>
         <w:pStyle w:val="Heading2"/>
       </w:pPr>
-      <w:bookmarkStart w:id="4" w:name="_Toc237261077"/>
+      <w:bookmarkStart w:id="4" w:name="_Toc237345719"/>
       <w:r>
         <w:t>Client Meetings</w:t>
       </w:r>
@@ -2466,19 +2555,40 @@
       <w:pPr>
         <w:pStyle w:val="Heading2"/>
       </w:pPr>
-      <w:bookmarkStart w:id="5" w:name="_Toc237261078"/>
+      <w:bookmarkStart w:id="5" w:name="_Toc237345720"/>
       <w:r>
         <w:t>Research</w:t>
       </w:r>
       <w:bookmarkEnd w:id="5"/>
     </w:p>
+    <w:p/>
+    <w:p/>
+    <w:p/>
+    <w:p/>
+    <w:p/>
+    <w:p/>
+    <w:p/>
+    <w:p/>
+    <w:p/>
+    <w:p/>
+    <w:p/>
+    <w:p/>
+    <w:p/>
+    <w:p/>
+    <w:p/>
+    <w:p/>
+    <w:p/>
+    <w:p/>
+    <w:p/>
+    <w:p/>
     <w:p>
       <w:pPr>
         <w:pStyle w:val="Heading2"/>
       </w:pPr>
-      <w:bookmarkStart w:id="6" w:name="_Toc237261079"/>
-      <w:r>
-        <w:t>Development</w:t>
+      <w:bookmarkStart w:id="6" w:name="_Toc237345721"/>
+      <w:r>
+        <w:lastRenderedPageBreak/>
+        <w:t>Testing</w:t>
       </w:r>
       <w:bookmarkEnd w:id="6"/>
     </w:p>
@@ -2494,56 +2604,49 @@
     </w:p>
     <w:p>
       <w:r>
-        <w:t>Setting up a kali</w:t>
-      </w:r>
-      <w:r>
-        <w:t xml:space="preserve"> VM</w:t>
-      </w:r>
-      <w:r>
-        <w:t xml:space="preserve"> install on my own home PC for local testing, tools practice, and </w:t>
-      </w:r>
-      <w:r>
-        <w:t>as a contingency if for whatever reason we are not able to work on our dedicated PC at school. This will also mean that we can conduct investigations in parallel with each other if access to our AI PC is contested.</w:t>
-      </w:r>
-    </w:p>
-    <w:p>
-      <w:r>
-        <w:t>2:00-</w:t>
-      </w:r>
-      <w:r>
-        <w:t>4</w:t>
-      </w:r>
-      <w:r>
-        <w:t xml:space="preserve"> (</w:t>
-      </w:r>
-      <w:r>
-        <w:t>2hours</w:t>
-      </w:r>
-      <w:r>
-        <w:t>)</w:t>
-      </w:r>
-    </w:p>
-    <w:p>
-      <w:r>
-        <w:t xml:space="preserve">Doing some </w:t>
-      </w:r>
-      <w:r>
-        <w:t>refamiliarization</w:t>
-      </w:r>
-      <w:r>
-        <w:t xml:space="preserve"> with exiftool on files</w:t>
-      </w:r>
-      <w:r>
-        <w:t>, testing different types of photos/screenshots to pull gps data from my own phone</w:t>
-      </w:r>
-      <w:r>
-        <w:t>, even if I try to dox myself by attaching the location to an image, exiftool will generate the field, but the data will be missing (</w:t>
-      </w:r>
-      <w:r>
-        <w:t>export process strips metadata</w:t>
-      </w:r>
-      <w:r>
-        <w:t>?).</w:t>
+        <w:t xml:space="preserve">Setting up a kali VM install on my own home PC for local testing, tools practice, and as a contingency if for whatever reason we </w:t>
+      </w:r>
+      <w:proofErr w:type="gramStart"/>
+      <w:r>
+        <w:t>are not able to</w:t>
+      </w:r>
+      <w:proofErr w:type="gramEnd"/>
+      <w:r>
+        <w:t xml:space="preserve"> work on our dedicated PC at school. This will also mean that we can conduct investigations in parallel with each other if access to our AI PC is contested.</w:t>
+      </w:r>
+    </w:p>
+    <w:p>
+      <w:r>
+        <w:t>2:00-4 (2hours)</w:t>
+      </w:r>
+    </w:p>
+    <w:p>
+      <w:r>
+        <w:t xml:space="preserve">Doing some refamiliarization with </w:t>
+      </w:r>
+      <w:proofErr w:type="spellStart"/>
+      <w:r>
+        <w:t>exiftool</w:t>
+      </w:r>
+      <w:proofErr w:type="spellEnd"/>
+      <w:r>
+        <w:t xml:space="preserve"> on files, testing different types of photos/screenshots to pull </w:t>
+      </w:r>
+      <w:proofErr w:type="spellStart"/>
+      <w:r>
+        <w:t>gps</w:t>
+      </w:r>
+      <w:proofErr w:type="spellEnd"/>
+      <w:r>
+        <w:t xml:space="preserve"> data from my own phone, even if I try to dox myself by attaching the location to an image, </w:t>
+      </w:r>
+      <w:proofErr w:type="spellStart"/>
+      <w:r>
+        <w:t>exiftool</w:t>
+      </w:r>
+      <w:proofErr w:type="spellEnd"/>
+      <w:r>
+        <w:t xml:space="preserve"> will generate the field, but the data will be missing (export process strips metadata?).</w:t>
       </w:r>
     </w:p>
     <w:p>
@@ -2552,7 +2655,7 @@
           <w:noProof/>
         </w:rPr>
         <w:drawing>
-          <wp:inline distT="0" distB="0" distL="0" distR="0" wp14:anchorId="050989D2" wp14:editId="549460B0">
+          <wp:inline distT="0" distB="0" distL="0" distR="0" wp14:anchorId="7195FF07" wp14:editId="22659586">
             <wp:extent cx="4660710" cy="1873478"/>
             <wp:effectExtent l="0" t="0" r="6985" b="0"/>
             <wp:docPr id="311307909" name="Picture 1"/>
@@ -2620,7 +2723,7 @@
           <w:noProof/>
         </w:rPr>
         <w:drawing>
-          <wp:inline distT="0" distB="0" distL="0" distR="0" wp14:anchorId="493E39C0" wp14:editId="30F708E9">
+          <wp:inline distT="0" distB="0" distL="0" distR="0" wp14:anchorId="2E25F166" wp14:editId="00AAA6FB">
             <wp:extent cx="4681182" cy="1872369"/>
             <wp:effectExtent l="0" t="0" r="5715" b="0"/>
             <wp:docPr id="1275717212" name="Picture 1"/>
@@ -2656,11 +2759,222 @@
         </w:drawing>
       </w:r>
     </w:p>
+    <w:p/>
+    <w:p/>
+    <w:p/>
+    <w:p/>
+    <w:p/>
+    <w:p/>
+    <w:p/>
+    <w:p>
+      <w:r>
+        <w:lastRenderedPageBreak/>
+        <w:t>Tuesday, August 11</w:t>
+      </w:r>
+    </w:p>
+    <w:p>
+      <w:r>
+        <w:t>1</w:t>
+      </w:r>
+      <w:r>
+        <w:t>:00</w:t>
+      </w:r>
+      <w:r>
+        <w:t>-</w:t>
+      </w:r>
+      <w:r>
+        <w:t>4:00pm</w:t>
+      </w:r>
+    </w:p>
+    <w:p>
+      <w:r>
+        <w:t xml:space="preserve">Essentially seeing if I </w:t>
+      </w:r>
+      <w:r>
+        <w:t>can have</w:t>
+      </w:r>
+      <w:r>
+        <w:t xml:space="preserve"> the AI augmented </w:t>
+      </w:r>
+      <w:r>
+        <w:t>incident response</w:t>
+      </w:r>
+      <w:r>
+        <w:t xml:space="preserve"> investigation </w:t>
+      </w:r>
+      <w:r>
+        <w:t>manager “</w:t>
+      </w:r>
+      <w:proofErr w:type="spellStart"/>
+      <w:proofErr w:type="gramStart"/>
+      <w:r>
+        <w:t>V</w:t>
+      </w:r>
+      <w:r>
+        <w:t>alhuntir</w:t>
+      </w:r>
+      <w:proofErr w:type="spellEnd"/>
+      <w:r>
+        <w:t xml:space="preserve">“ </w:t>
+      </w:r>
+      <w:r>
+        <w:t>running</w:t>
+      </w:r>
+      <w:proofErr w:type="gramEnd"/>
+      <w:r>
+        <w:t xml:space="preserve"> in a</w:t>
+      </w:r>
+      <w:r>
+        <w:t xml:space="preserve"> capacity that functions within our testing environment (kali) and with the types of datasets that work with our traditional tools.</w:t>
+      </w:r>
+    </w:p>
+    <w:p>
+      <w:proofErr w:type="spellStart"/>
+      <w:r>
+        <w:t>Valhuntir</w:t>
+      </w:r>
+      <w:proofErr w:type="spellEnd"/>
+      <w:r>
+        <w:t xml:space="preserve"> should work with </w:t>
+      </w:r>
+      <w:proofErr w:type="spellStart"/>
+      <w:r>
+        <w:t>lmstudio</w:t>
+      </w:r>
+      <w:proofErr w:type="spellEnd"/>
+      <w:r>
+        <w:t xml:space="preserve"> as it is considered a Model Context Protocol (MCP)</w:t>
+      </w:r>
+    </w:p>
+    <w:p>
+      <w:r>
+        <w:rPr>
+          <w:noProof/>
+        </w:rPr>
+        <w:drawing>
+          <wp:inline distT="0" distB="0" distL="0" distR="0" wp14:anchorId="4F00194D" wp14:editId="1C36B465">
+            <wp:extent cx="5729605" cy="2510790"/>
+            <wp:effectExtent l="0" t="0" r="4445" b="3810"/>
+            <wp:docPr id="1656716987" name="Picture 1"/>
+            <wp:cNvGraphicFramePr>
+              <a:graphicFrameLocks xmlns:a="http://schemas.openxmlformats.org/drawingml/2006/main" noChangeAspect="1"/>
+            </wp:cNvGraphicFramePr>
+            <a:graphic xmlns:a="http://schemas.openxmlformats.org/drawingml/2006/main">
+              <a:graphicData uri="http://schemas.openxmlformats.org/drawingml/2006/picture">
+                <pic:pic xmlns:pic="http://schemas.openxmlformats.org/drawingml/2006/picture">
+                  <pic:nvPicPr>
+                    <pic:cNvPr id="1656716987" name=""/>
+                    <pic:cNvPicPr/>
+                  </pic:nvPicPr>
+                  <pic:blipFill>
+                    <a:blip r:embed="rId11"/>
+                    <a:stretch>
+                      <a:fillRect/>
+                    </a:stretch>
+                  </pic:blipFill>
+                  <pic:spPr>
+                    <a:xfrm>
+                      <a:off x="0" y="0"/>
+                      <a:ext cx="5729605" cy="2510790"/>
+                    </a:xfrm>
+                    <a:prstGeom prst="rect">
+                      <a:avLst/>
+                    </a:prstGeom>
+                  </pic:spPr>
+                </pic:pic>
+              </a:graphicData>
+            </a:graphic>
+          </wp:inline>
+        </w:drawing>
+      </w:r>
+    </w:p>
+    <w:p>
+      <w:r>
+        <w:t xml:space="preserve">Underwent some troubleshooting due to having to increase storage space with </w:t>
+      </w:r>
+      <w:proofErr w:type="spellStart"/>
+      <w:r>
+        <w:t>gparted</w:t>
+      </w:r>
+      <w:proofErr w:type="spellEnd"/>
+      <w:r>
+        <w:t xml:space="preserve"> for </w:t>
+      </w:r>
+      <w:proofErr w:type="spellStart"/>
+      <w:r>
+        <w:t>lmstudio</w:t>
+      </w:r>
+      <w:proofErr w:type="spellEnd"/>
+      <w:r>
+        <w:t xml:space="preserve"> on account of </w:t>
+      </w:r>
+      <w:r>
+        <w:t xml:space="preserve">the lowest footprint version of </w:t>
+      </w:r>
+      <w:proofErr w:type="spellStart"/>
+      <w:r>
+        <w:t>Valhuntir</w:t>
+      </w:r>
+      <w:proofErr w:type="spellEnd"/>
+      <w:r>
+        <w:t xml:space="preserve"> being 30gb</w:t>
+      </w:r>
+    </w:p>
+    <w:p>
+      <w:r>
+        <w:drawing>
+          <wp:inline distT="0" distB="0" distL="0" distR="0" wp14:anchorId="2825F3E2" wp14:editId="4BC19DA9">
+            <wp:extent cx="3867150" cy="3302699"/>
+            <wp:effectExtent l="0" t="0" r="0" b="0"/>
+            <wp:docPr id="1887420708" name="Picture 1"/>
+            <wp:cNvGraphicFramePr>
+              <a:graphicFrameLocks xmlns:a="http://schemas.openxmlformats.org/drawingml/2006/main" noChangeAspect="1"/>
+            </wp:cNvGraphicFramePr>
+            <a:graphic xmlns:a="http://schemas.openxmlformats.org/drawingml/2006/main">
+              <a:graphicData uri="http://schemas.openxmlformats.org/drawingml/2006/picture">
+                <pic:pic xmlns:pic="http://schemas.openxmlformats.org/drawingml/2006/picture">
+                  <pic:nvPicPr>
+                    <pic:cNvPr id="1887420708" name=""/>
+                    <pic:cNvPicPr/>
+                  </pic:nvPicPr>
+                  <pic:blipFill>
+                    <a:blip r:embed="rId12"/>
+                    <a:stretch>
+                      <a:fillRect/>
+                    </a:stretch>
+                  </pic:blipFill>
+                  <pic:spPr>
+                    <a:xfrm>
+                      <a:off x="0" y="0"/>
+                      <a:ext cx="3878651" cy="3312521"/>
+                    </a:xfrm>
+                    <a:prstGeom prst="rect">
+                      <a:avLst/>
+                    </a:prstGeom>
+                  </pic:spPr>
+                </pic:pic>
+              </a:graphicData>
+            </a:graphic>
+          </wp:inline>
+        </w:drawing>
+      </w:r>
+    </w:p>
+    <w:p/>
+    <w:p>
+      <w:pPr>
+        <w:pStyle w:val="Heading2"/>
+      </w:pPr>
+      <w:bookmarkStart w:id="7" w:name="_Toc237345722"/>
+      <w:r>
+        <w:t>Development</w:t>
+      </w:r>
+      <w:bookmarkEnd w:id="7"/>
+    </w:p>
     <w:sectPr>
-      <w:headerReference w:type="default" r:id="rId11"/>
-      <w:footerReference w:type="even" r:id="rId12"/>
-      <w:footerReference w:type="default" r:id="rId13"/>
-      <w:footerReference w:type="first" r:id="rId14"/>
+      <w:headerReference w:type="default" r:id="rId13"/>
+      <w:footerReference w:type="even" r:id="rId14"/>
+      <w:footerReference w:type="default" r:id="rId15"/>
+      <w:footerReference w:type="first" r:id="rId16"/>
       <w:pgSz w:w="11906" w:h="16838"/>
       <w:pgMar w:top="1483" w:right="1448" w:bottom="1544" w:left="1435" w:header="720" w:footer="730" w:gutter="0"/>
       <w:pgNumType w:start="0"/>

--- a/Weekly Logs/Matt/Matt Baker - Week 5 Individual Logbook.docx
+++ b/Weekly Logs/Matt/Matt Baker - Week 5 Individual Logbook.docx
@@ -2845,6 +2845,9 @@
       <w:r>
         <w:t xml:space="preserve"> as it is considered a Model Context Protocol (MCP)</w:t>
       </w:r>
+      <w:r>
+        <w:t xml:space="preserve"> client</w:t>
+      </w:r>
     </w:p>
     <w:p>
       <w:r>
@@ -2922,6 +2925,9 @@
     </w:p>
     <w:p>
       <w:r>
+        <w:rPr>
+          <w:noProof/>
+        </w:rPr>
         <w:drawing>
           <wp:inline distT="0" distB="0" distL="0" distR="0" wp14:anchorId="2825F3E2" wp14:editId="4BC19DA9">
             <wp:extent cx="3867150" cy="3302699"/>
@@ -2960,6 +2966,53 @@
       </w:r>
     </w:p>
     <w:p/>
+    <w:p/>
+    <w:p/>
+    <w:p>
+      <w:r>
+        <w:lastRenderedPageBreak/>
+        <w:t>5:00PM-6:00PM</w:t>
+      </w:r>
+    </w:p>
+    <w:p>
+      <w:r>
+        <w:drawing>
+          <wp:inline distT="0" distB="0" distL="0" distR="0" wp14:anchorId="2D478045" wp14:editId="6DDE1512">
+            <wp:extent cx="4826416" cy="3800475"/>
+            <wp:effectExtent l="0" t="0" r="0" b="0"/>
+            <wp:docPr id="349587033" name="Picture 1"/>
+            <wp:cNvGraphicFramePr>
+              <a:graphicFrameLocks xmlns:a="http://schemas.openxmlformats.org/drawingml/2006/main" noChangeAspect="1"/>
+            </wp:cNvGraphicFramePr>
+            <a:graphic xmlns:a="http://schemas.openxmlformats.org/drawingml/2006/main">
+              <a:graphicData uri="http://schemas.openxmlformats.org/drawingml/2006/picture">
+                <pic:pic xmlns:pic="http://schemas.openxmlformats.org/drawingml/2006/picture">
+                  <pic:nvPicPr>
+                    <pic:cNvPr id="349587033" name=""/>
+                    <pic:cNvPicPr/>
+                  </pic:nvPicPr>
+                  <pic:blipFill>
+                    <a:blip r:embed="rId13"/>
+                    <a:stretch>
+                      <a:fillRect/>
+                    </a:stretch>
+                  </pic:blipFill>
+                  <pic:spPr>
+                    <a:xfrm>
+                      <a:off x="0" y="0"/>
+                      <a:ext cx="4830762" cy="3803897"/>
+                    </a:xfrm>
+                    <a:prstGeom prst="rect">
+                      <a:avLst/>
+                    </a:prstGeom>
+                  </pic:spPr>
+                </pic:pic>
+              </a:graphicData>
+            </a:graphic>
+          </wp:inline>
+        </w:drawing>
+      </w:r>
+    </w:p>
     <w:p>
       <w:pPr>
         <w:pStyle w:val="Heading2"/>
@@ -2971,10 +3024,10 @@
       <w:bookmarkEnd w:id="7"/>
     </w:p>
     <w:sectPr>
-      <w:headerReference w:type="default" r:id="rId13"/>
-      <w:footerReference w:type="even" r:id="rId14"/>
-      <w:footerReference w:type="default" r:id="rId15"/>
-      <w:footerReference w:type="first" r:id="rId16"/>
+      <w:headerReference w:type="default" r:id="rId14"/>
+      <w:footerReference w:type="even" r:id="rId15"/>
+      <w:footerReference w:type="default" r:id="rId16"/>
+      <w:footerReference w:type="first" r:id="rId17"/>
       <w:pgSz w:w="11906" w:h="16838"/>
       <w:pgMar w:top="1483" w:right="1448" w:bottom="1544" w:left="1435" w:header="720" w:footer="730" w:gutter="0"/>
       <w:pgNumType w:start="0"/>

--- a/Weekly Logs/Matt/Matt Baker - Week 5 Individual Logbook.docx
+++ b/Weekly Logs/Matt/Matt Baker - Week 5 Individual Logbook.docx
@@ -2415,7 +2415,7 @@
               <w:rPr>
                 <w:sz w:val="24"/>
               </w:rPr>
-              <w:t>45hrs</w:t>
+              <w:t>hrs</w:t>
             </w:r>
             <w:r>
               <w:rPr>
@@ -2560,6 +2560,38 @@
         <w:t>Research</w:t>
       </w:r>
       <w:bookmarkEnd w:id="5"/>
+    </w:p>
+    <w:p>
+      <w:pPr>
+        <w:pStyle w:val="Heading2"/>
+      </w:pPr>
+      <w:r>
+        <w:t>Documentation</w:t>
+      </w:r>
+    </w:p>
+    <w:p>
+      <w:r>
+        <w:t>Wednesday, August 12</w:t>
+      </w:r>
+    </w:p>
+    <w:p>
+      <w:r>
+        <w:t>10:00-10:15AM</w:t>
+      </w:r>
+      <w:r>
+        <w:t xml:space="preserve"> (15mins)</w:t>
+      </w:r>
+    </w:p>
+    <w:p>
+      <w:r>
+        <w:t>Digitized</w:t>
+      </w:r>
+      <w:r>
+        <w:t>, improved,</w:t>
+      </w:r>
+      <w:r>
+        <w:t xml:space="preserve"> and pushed the team meeting minutes from yesterday</w:t>
+      </w:r>
     </w:p>
     <w:p/>
     <w:p/>
@@ -2577,10 +2609,11 @@
     <w:p/>
     <w:p/>
     <w:p/>
-    <w:p/>
-    <w:p/>
-    <w:p/>
-    <w:p/>
+    <w:p>
+      <w:pPr>
+        <w:ind w:left="0" w:firstLine="0"/>
+      </w:pPr>
+    </w:p>
     <w:p>
       <w:pPr>
         <w:pStyle w:val="Heading2"/>
@@ -2617,7 +2650,13 @@
     </w:p>
     <w:p>
       <w:r>
-        <w:t>2:00-4 (2hours)</w:t>
+        <w:t>2:00-4 (2h</w:t>
+      </w:r>
+      <w:r>
+        <w:t>rs</w:t>
+      </w:r>
+      <w:r>
+        <w:t>)</w:t>
       </w:r>
     </w:p>
     <w:p>
@@ -2655,9 +2694,9 @@
           <w:noProof/>
         </w:rPr>
         <w:drawing>
-          <wp:inline distT="0" distB="0" distL="0" distR="0" wp14:anchorId="7195FF07" wp14:editId="22659586">
-            <wp:extent cx="4660710" cy="1873478"/>
-            <wp:effectExtent l="0" t="0" r="6985" b="0"/>
+          <wp:inline distT="0" distB="0" distL="0" distR="0" wp14:anchorId="7195FF07" wp14:editId="0625615D">
+            <wp:extent cx="4086225" cy="1642550"/>
+            <wp:effectExtent l="0" t="0" r="0" b="0"/>
             <wp:docPr id="311307909" name="Picture 1"/>
             <wp:cNvGraphicFramePr>
               <a:graphicFrameLocks xmlns:a="http://schemas.openxmlformats.org/drawingml/2006/main" noChangeAspect="1"/>
@@ -2678,7 +2717,7 @@
                   <pic:spPr>
                     <a:xfrm>
                       <a:off x="0" y="0"/>
-                      <a:ext cx="4669973" cy="1877201"/>
+                      <a:ext cx="4100528" cy="1648300"/>
                     </a:xfrm>
                     <a:prstGeom prst="rect">
                       <a:avLst/>
@@ -2723,9 +2762,9 @@
           <w:noProof/>
         </w:rPr>
         <w:drawing>
-          <wp:inline distT="0" distB="0" distL="0" distR="0" wp14:anchorId="2E25F166" wp14:editId="00AAA6FB">
-            <wp:extent cx="4681182" cy="1872369"/>
-            <wp:effectExtent l="0" t="0" r="5715" b="0"/>
+          <wp:inline distT="0" distB="0" distL="0" distR="0" wp14:anchorId="2E25F166" wp14:editId="191E0E76">
+            <wp:extent cx="4105275" cy="1642019"/>
+            <wp:effectExtent l="0" t="0" r="0" b="0"/>
             <wp:docPr id="1275717212" name="Picture 1"/>
             <wp:cNvGraphicFramePr>
               <a:graphicFrameLocks xmlns:a="http://schemas.openxmlformats.org/drawingml/2006/main" noChangeAspect="1"/>
@@ -2746,7 +2785,7 @@
                   <pic:spPr>
                     <a:xfrm>
                       <a:off x="0" y="0"/>
-                      <a:ext cx="4696211" cy="1878380"/>
+                      <a:ext cx="4137212" cy="1654793"/>
                     </a:xfrm>
                     <a:prstGeom prst="rect">
                       <a:avLst/>
@@ -2766,6 +2805,7 @@
     <w:p/>
     <w:p/>
     <w:p/>
+    <w:p/>
     <w:p>
       <w:r>
         <w:lastRenderedPageBreak/>
@@ -2784,6 +2824,9 @@
       </w:r>
       <w:r>
         <w:t>4:00pm</w:t>
+      </w:r>
+      <w:r>
+        <w:t xml:space="preserve"> (3hrs)</w:t>
       </w:r>
     </w:p>
     <w:p>
@@ -2855,9 +2898,9 @@
           <w:noProof/>
         </w:rPr>
         <w:drawing>
-          <wp:inline distT="0" distB="0" distL="0" distR="0" wp14:anchorId="4F00194D" wp14:editId="1C36B465">
-            <wp:extent cx="5729605" cy="2510790"/>
-            <wp:effectExtent l="0" t="0" r="4445" b="3810"/>
+          <wp:inline distT="0" distB="0" distL="0" distR="0" wp14:anchorId="4F00194D" wp14:editId="372F45ED">
+            <wp:extent cx="2857500" cy="1252194"/>
+            <wp:effectExtent l="0" t="0" r="0" b="5715"/>
             <wp:docPr id="1656716987" name="Picture 1"/>
             <wp:cNvGraphicFramePr>
               <a:graphicFrameLocks xmlns:a="http://schemas.openxmlformats.org/drawingml/2006/main" noChangeAspect="1"/>
@@ -2878,7 +2921,7 @@
                   <pic:spPr>
                     <a:xfrm>
                       <a:off x="0" y="0"/>
-                      <a:ext cx="5729605" cy="2510790"/>
+                      <a:ext cx="2868584" cy="1257051"/>
                     </a:xfrm>
                     <a:prstGeom prst="rect">
                       <a:avLst/>
@@ -2920,7 +2963,10 @@
       </w:r>
       <w:proofErr w:type="spellEnd"/>
       <w:r>
-        <w:t xml:space="preserve"> being 30gb</w:t>
+        <w:t xml:space="preserve"> being </w:t>
+      </w:r>
+      <w:r>
+        <w:t>30gb.</w:t>
       </w:r>
     </w:p>
     <w:p>
@@ -2929,8 +2975,8 @@
           <w:noProof/>
         </w:rPr>
         <w:drawing>
-          <wp:inline distT="0" distB="0" distL="0" distR="0" wp14:anchorId="2825F3E2" wp14:editId="4BC19DA9">
-            <wp:extent cx="3867150" cy="3302699"/>
+          <wp:inline distT="0" distB="0" distL="0" distR="0" wp14:anchorId="2825F3E2" wp14:editId="2E63FA75">
+            <wp:extent cx="2552700" cy="2180107"/>
             <wp:effectExtent l="0" t="0" r="0" b="0"/>
             <wp:docPr id="1887420708" name="Picture 1"/>
             <wp:cNvGraphicFramePr>
@@ -2952,7 +2998,7 @@
                   <pic:spPr>
                     <a:xfrm>
                       <a:off x="0" y="0"/>
-                      <a:ext cx="3878651" cy="3312521"/>
+                      <a:ext cx="2563790" cy="2189579"/>
                     </a:xfrm>
                     <a:prstGeom prst="rect">
                       <a:avLst/>
@@ -2965,20 +3011,30 @@
         </w:drawing>
       </w:r>
     </w:p>
-    <w:p/>
-    <w:p/>
-    <w:p/>
-    <w:p>
-      <w:r>
-        <w:lastRenderedPageBreak/>
-        <w:t>5:00PM-6:00PM</w:t>
-      </w:r>
-    </w:p>
-    <w:p>
-      <w:r>
+    <w:p>
+      <w:pPr>
+        <w:ind w:left="0" w:firstLine="0"/>
+      </w:pPr>
+      <w:r>
+        <w:t xml:space="preserve">Managed to get </w:t>
+      </w:r>
+      <w:proofErr w:type="spellStart"/>
+      <w:r>
+        <w:t>lmstudio</w:t>
+      </w:r>
+      <w:proofErr w:type="spellEnd"/>
+      <w:r>
+        <w:t xml:space="preserve"> installed</w:t>
+      </w:r>
+    </w:p>
+    <w:p>
+      <w:r>
+        <w:rPr>
+          <w:noProof/>
+        </w:rPr>
         <w:drawing>
-          <wp:inline distT="0" distB="0" distL="0" distR="0" wp14:anchorId="2D478045" wp14:editId="6DDE1512">
-            <wp:extent cx="4826416" cy="3800475"/>
+          <wp:inline distT="0" distB="0" distL="0" distR="0" wp14:anchorId="2D478045" wp14:editId="0A65DE59">
+            <wp:extent cx="3486150" cy="2745109"/>
             <wp:effectExtent l="0" t="0" r="0" b="0"/>
             <wp:docPr id="349587033" name="Picture 1"/>
             <wp:cNvGraphicFramePr>
@@ -3000,7 +3056,7 @@
                   <pic:spPr>
                     <a:xfrm>
                       <a:off x="0" y="0"/>
-                      <a:ext cx="4830762" cy="3803897"/>
+                      <a:ext cx="3508474" cy="2762688"/>
                     </a:xfrm>
                     <a:prstGeom prst="rect">
                       <a:avLst/>
@@ -3014,6 +3070,537 @@
       </w:r>
     </w:p>
     <w:p>
+      <w:r>
+        <w:lastRenderedPageBreak/>
+        <w:t>Wednesday, August 12</w:t>
+      </w:r>
+    </w:p>
+    <w:p>
+      <w:r>
+        <w:t>12</w:t>
+      </w:r>
+      <w:r>
+        <w:t>:00</w:t>
+      </w:r>
+      <w:r>
+        <w:t>-</w:t>
+      </w:r>
+      <w:r>
+        <w:t>3</w:t>
+      </w:r>
+      <w:r>
+        <w:t>:00</w:t>
+      </w:r>
+      <w:r>
+        <w:t>PM</w:t>
+      </w:r>
+      <w:r>
+        <w:t xml:space="preserve"> </w:t>
+      </w:r>
+      <w:r>
+        <w:t>(3hrs)</w:t>
+      </w:r>
+    </w:p>
+    <w:p>
+      <w:r>
+        <w:t xml:space="preserve">Consulting the </w:t>
+      </w:r>
+      <w:proofErr w:type="spellStart"/>
+      <w:r>
+        <w:t>Valhuntir</w:t>
+      </w:r>
+      <w:proofErr w:type="spellEnd"/>
+      <w:r>
+        <w:t xml:space="preserve"> document</w:t>
+      </w:r>
+      <w:r>
+        <w:t>ation</w:t>
+      </w:r>
+      <w:r>
+        <w:t xml:space="preserve"> I realise that it is only supported by the SIFT Workstation OS and not Kali, I will try another tool (Unearth) on kali</w:t>
+      </w:r>
+    </w:p>
+    <w:p>
+      <w:r>
+        <w:t xml:space="preserve">Reading </w:t>
+      </w:r>
+      <w:proofErr w:type="gramStart"/>
+      <w:r>
+        <w:t>unearth</w:t>
+      </w:r>
+      <w:proofErr w:type="gramEnd"/>
+      <w:r>
+        <w:t xml:space="preserve"> documentation instructions, updating python 3, and </w:t>
+      </w:r>
+      <w:r>
+        <w:t xml:space="preserve">ensuring I have </w:t>
+      </w:r>
+      <w:proofErr w:type="spellStart"/>
+      <w:r>
+        <w:t>Unearth’s</w:t>
+      </w:r>
+      <w:proofErr w:type="spellEnd"/>
+      <w:r>
+        <w:t xml:space="preserve"> </w:t>
+      </w:r>
+      <w:r>
+        <w:t>dependencies</w:t>
+      </w:r>
+    </w:p>
+    <w:p>
+      <w:r>
+        <w:rPr>
+          <w:noProof/>
+        </w:rPr>
+        <w:drawing>
+          <wp:inline distT="0" distB="0" distL="0" distR="0" wp14:anchorId="6E4509D1" wp14:editId="74154FA9">
+            <wp:extent cx="2962275" cy="3005940"/>
+            <wp:effectExtent l="0" t="0" r="0" b="4445"/>
+            <wp:docPr id="1678813793" name="Picture 1"/>
+            <wp:cNvGraphicFramePr>
+              <a:graphicFrameLocks xmlns:a="http://schemas.openxmlformats.org/drawingml/2006/main" noChangeAspect="1"/>
+            </wp:cNvGraphicFramePr>
+            <a:graphic xmlns:a="http://schemas.openxmlformats.org/drawingml/2006/main">
+              <a:graphicData uri="http://schemas.openxmlformats.org/drawingml/2006/picture">
+                <pic:pic xmlns:pic="http://schemas.openxmlformats.org/drawingml/2006/picture">
+                  <pic:nvPicPr>
+                    <pic:cNvPr id="1678813793" name=""/>
+                    <pic:cNvPicPr/>
+                  </pic:nvPicPr>
+                  <pic:blipFill>
+                    <a:blip r:embed="rId14"/>
+                    <a:stretch>
+                      <a:fillRect/>
+                    </a:stretch>
+                  </pic:blipFill>
+                  <pic:spPr>
+                    <a:xfrm>
+                      <a:off x="0" y="0"/>
+                      <a:ext cx="2968375" cy="3012130"/>
+                    </a:xfrm>
+                    <a:prstGeom prst="rect">
+                      <a:avLst/>
+                    </a:prstGeom>
+                  </pic:spPr>
+                </pic:pic>
+              </a:graphicData>
+            </a:graphic>
+          </wp:inline>
+        </w:drawing>
+      </w:r>
+    </w:p>
+    <w:p>
+      <w:r>
+        <w:t>Cloning the unearth repository and creating a virtual environment</w:t>
+      </w:r>
+      <w:r>
+        <w:t xml:space="preserve"> because the program is written in python</w:t>
+      </w:r>
+    </w:p>
+    <w:p>
+      <w:r>
+        <w:rPr>
+          <w:noProof/>
+        </w:rPr>
+        <w:drawing>
+          <wp:inline distT="0" distB="0" distL="0" distR="0" wp14:anchorId="4301F0E2" wp14:editId="21440922">
+            <wp:extent cx="4338001" cy="2076450"/>
+            <wp:effectExtent l="0" t="0" r="5715" b="0"/>
+            <wp:docPr id="978881037" name="Picture 1"/>
+            <wp:cNvGraphicFramePr>
+              <a:graphicFrameLocks xmlns:a="http://schemas.openxmlformats.org/drawingml/2006/main" noChangeAspect="1"/>
+            </wp:cNvGraphicFramePr>
+            <a:graphic xmlns:a="http://schemas.openxmlformats.org/drawingml/2006/main">
+              <a:graphicData uri="http://schemas.openxmlformats.org/drawingml/2006/picture">
+                <pic:pic xmlns:pic="http://schemas.openxmlformats.org/drawingml/2006/picture">
+                  <pic:nvPicPr>
+                    <pic:cNvPr id="978881037" name=""/>
+                    <pic:cNvPicPr/>
+                  </pic:nvPicPr>
+                  <pic:blipFill>
+                    <a:blip r:embed="rId15"/>
+                    <a:stretch>
+                      <a:fillRect/>
+                    </a:stretch>
+                  </pic:blipFill>
+                  <pic:spPr>
+                    <a:xfrm>
+                      <a:off x="0" y="0"/>
+                      <a:ext cx="4351538" cy="2082930"/>
+                    </a:xfrm>
+                    <a:prstGeom prst="rect">
+                      <a:avLst/>
+                    </a:prstGeom>
+                  </pic:spPr>
+                </pic:pic>
+              </a:graphicData>
+            </a:graphic>
+          </wp:inline>
+        </w:drawing>
+      </w:r>
+    </w:p>
+    <w:p/>
+    <w:p/>
+    <w:p/>
+    <w:p/>
+    <w:p/>
+    <w:p>
+      <w:pPr>
+        <w:rPr>
+          <w:noProof/>
+        </w:rPr>
+      </w:pPr>
+      <w:r>
+        <w:rPr>
+          <w:noProof/>
+        </w:rPr>
+        <w:lastRenderedPageBreak/>
+        <w:t>Unearth running successfully in my environment!</w:t>
+      </w:r>
+    </w:p>
+    <w:p>
+      <w:r>
+        <w:rPr>
+          <w:noProof/>
+        </w:rPr>
+        <w:drawing>
+          <wp:inline distT="0" distB="0" distL="0" distR="0" wp14:anchorId="14E7A1D1" wp14:editId="1ACDAB83">
+            <wp:extent cx="2119891" cy="2150668"/>
+            <wp:effectExtent l="0" t="0" r="0" b="2540"/>
+            <wp:docPr id="2031152192" name="Picture 1"/>
+            <wp:cNvGraphicFramePr>
+              <a:graphicFrameLocks xmlns:a="http://schemas.openxmlformats.org/drawingml/2006/main" noChangeAspect="1"/>
+            </wp:cNvGraphicFramePr>
+            <a:graphic xmlns:a="http://schemas.openxmlformats.org/drawingml/2006/main">
+              <a:graphicData uri="http://schemas.openxmlformats.org/drawingml/2006/picture">
+                <pic:pic xmlns:pic="http://schemas.openxmlformats.org/drawingml/2006/picture">
+                  <pic:nvPicPr>
+                    <pic:cNvPr id="2031152192" name=""/>
+                    <pic:cNvPicPr/>
+                  </pic:nvPicPr>
+                  <pic:blipFill>
+                    <a:blip r:embed="rId16"/>
+                    <a:stretch>
+                      <a:fillRect/>
+                    </a:stretch>
+                  </pic:blipFill>
+                  <pic:spPr>
+                    <a:xfrm>
+                      <a:off x="0" y="0"/>
+                      <a:ext cx="2129434" cy="2160350"/>
+                    </a:xfrm>
+                    <a:prstGeom prst="rect">
+                      <a:avLst/>
+                    </a:prstGeom>
+                  </pic:spPr>
+                </pic:pic>
+              </a:graphicData>
+            </a:graphic>
+          </wp:inline>
+        </w:drawing>
+      </w:r>
+    </w:p>
+    <w:p>
+      <w:r>
+        <w:t>Installed and ran the GUI</w:t>
+      </w:r>
+    </w:p>
+    <w:p>
+      <w:r>
+        <w:rPr>
+          <w:noProof/>
+        </w:rPr>
+        <w:drawing>
+          <wp:inline distT="0" distB="0" distL="0" distR="0" wp14:anchorId="7B447B5D" wp14:editId="04EF52EF">
+            <wp:extent cx="3233319" cy="1867677"/>
+            <wp:effectExtent l="0" t="0" r="5715" b="0"/>
+            <wp:docPr id="1794192602" name="Picture 1"/>
+            <wp:cNvGraphicFramePr>
+              <a:graphicFrameLocks xmlns:a="http://schemas.openxmlformats.org/drawingml/2006/main" noChangeAspect="1"/>
+            </wp:cNvGraphicFramePr>
+            <a:graphic xmlns:a="http://schemas.openxmlformats.org/drawingml/2006/main">
+              <a:graphicData uri="http://schemas.openxmlformats.org/drawingml/2006/picture">
+                <pic:pic xmlns:pic="http://schemas.openxmlformats.org/drawingml/2006/picture">
+                  <pic:nvPicPr>
+                    <pic:cNvPr id="1794192602" name=""/>
+                    <pic:cNvPicPr/>
+                  </pic:nvPicPr>
+                  <pic:blipFill>
+                    <a:blip r:embed="rId17"/>
+                    <a:stretch>
+                      <a:fillRect/>
+                    </a:stretch>
+                  </pic:blipFill>
+                  <pic:spPr>
+                    <a:xfrm>
+                      <a:off x="0" y="0"/>
+                      <a:ext cx="3255652" cy="1880577"/>
+                    </a:xfrm>
+                    <a:prstGeom prst="rect">
+                      <a:avLst/>
+                    </a:prstGeom>
+                  </pic:spPr>
+                </pic:pic>
+              </a:graphicData>
+            </a:graphic>
+          </wp:inline>
+        </w:drawing>
+      </w:r>
+    </w:p>
+    <w:p>
+      <w:r>
+        <w:t xml:space="preserve">The application crashes when you try to add a data source, this is apparently due to </w:t>
+      </w:r>
+      <w:proofErr w:type="spellStart"/>
+      <w:r>
+        <w:t>DBus</w:t>
+      </w:r>
+      <w:proofErr w:type="spellEnd"/>
+      <w:r>
+        <w:t xml:space="preserve"> errors related to running with elevated permissions, and yet the application requires root privileges for disk access, even if you only </w:t>
+      </w:r>
+      <w:r>
+        <w:t>permit a user</w:t>
+      </w:r>
+      <w:r>
+        <w:t xml:space="preserve"> disk access, the app still crashes.</w:t>
+      </w:r>
+      <w:r>
+        <w:t xml:space="preserve"> I spent a lot of time just troubleshooting.</w:t>
+      </w:r>
+      <w:r>
+        <w:t xml:space="preserve"> The errors point to the raised privilege causing a </w:t>
+      </w:r>
+      <w:proofErr w:type="spellStart"/>
+      <w:r>
+        <w:t>DBus</w:t>
+      </w:r>
+      <w:proofErr w:type="spellEnd"/>
+      <w:r>
+        <w:t xml:space="preserve"> failure which breaks the GUI.</w:t>
+      </w:r>
+    </w:p>
+    <w:p>
+      <w:r>
+        <w:rPr>
+          <w:noProof/>
+        </w:rPr>
+        <w:drawing>
+          <wp:inline distT="0" distB="0" distL="0" distR="0" wp14:anchorId="09D8BA9F" wp14:editId="212B48C3">
+            <wp:extent cx="5159420" cy="2757831"/>
+            <wp:effectExtent l="0" t="0" r="3175" b="4445"/>
+            <wp:docPr id="292845510" name="Picture 1"/>
+            <wp:cNvGraphicFramePr>
+              <a:graphicFrameLocks xmlns:a="http://schemas.openxmlformats.org/drawingml/2006/main" noChangeAspect="1"/>
+            </wp:cNvGraphicFramePr>
+            <a:graphic xmlns:a="http://schemas.openxmlformats.org/drawingml/2006/main">
+              <a:graphicData uri="http://schemas.openxmlformats.org/drawingml/2006/picture">
+                <pic:pic xmlns:pic="http://schemas.openxmlformats.org/drawingml/2006/picture">
+                  <pic:nvPicPr>
+                    <pic:cNvPr id="292845510" name=""/>
+                    <pic:cNvPicPr/>
+                  </pic:nvPicPr>
+                  <pic:blipFill>
+                    <a:blip r:embed="rId18"/>
+                    <a:stretch>
+                      <a:fillRect/>
+                    </a:stretch>
+                  </pic:blipFill>
+                  <pic:spPr>
+                    <a:xfrm>
+                      <a:off x="0" y="0"/>
+                      <a:ext cx="5210756" cy="2785271"/>
+                    </a:xfrm>
+                    <a:prstGeom prst="rect">
+                      <a:avLst/>
+                    </a:prstGeom>
+                  </pic:spPr>
+                </pic:pic>
+              </a:graphicData>
+            </a:graphic>
+          </wp:inline>
+        </w:drawing>
+      </w:r>
+    </w:p>
+    <w:p/>
+    <w:p>
+      <w:r>
+        <w:lastRenderedPageBreak/>
+        <w:t>Thursday, August 13</w:t>
+      </w:r>
+    </w:p>
+    <w:p>
+      <w:r>
+        <w:t>1:15-</w:t>
+      </w:r>
+      <w:r>
+        <w:t>3</w:t>
+      </w:r>
+      <w:r>
+        <w:t>PM (</w:t>
+      </w:r>
+      <w:r>
+        <w:t>1hr 45</w:t>
+      </w:r>
+      <w:r>
+        <w:t xml:space="preserve"> mins)</w:t>
+      </w:r>
+    </w:p>
+    <w:p>
+      <w:r>
+        <w:t>Testing VPN connection to our remote machine at school,</w:t>
+      </w:r>
+      <w:r>
+        <w:t xml:space="preserve"> as well as what happens when two of us try to log in remotely in parallel</w:t>
+      </w:r>
+      <w:r>
+        <w:t>.</w:t>
+      </w:r>
+      <w:r>
+        <w:t xml:space="preserve"> </w:t>
+      </w:r>
+      <w:r>
+        <w:t>I</w:t>
+      </w:r>
+      <w:r>
+        <w:t xml:space="preserve">nstalling unearth, dependencies, and </w:t>
+      </w:r>
+      <w:proofErr w:type="spellStart"/>
+      <w:r>
+        <w:t>LMStudio</w:t>
+      </w:r>
+      <w:proofErr w:type="spellEnd"/>
+      <w:r>
+        <w:t>, spent a lot more time trying to get this tool specifically to work. Even the CLI version will not work.</w:t>
+      </w:r>
+      <w:r>
+        <w:t xml:space="preserve"> Also tried the automatic install through the </w:t>
+      </w:r>
+      <w:proofErr w:type="spellStart"/>
+      <w:r>
+        <w:t>cURL</w:t>
+      </w:r>
+      <w:proofErr w:type="spellEnd"/>
+      <w:r>
+        <w:t xml:space="preserve"> link</w:t>
+      </w:r>
+      <w:r>
+        <w:t xml:space="preserve"> as they use in their video demo demonstration.</w:t>
+      </w:r>
+    </w:p>
+    <w:p>
+      <w:r>
+        <w:rPr>
+          <w:noProof/>
+        </w:rPr>
+        <w:drawing>
+          <wp:inline distT="0" distB="0" distL="0" distR="0" wp14:anchorId="6F1BA35A" wp14:editId="2AA41EAF">
+            <wp:extent cx="4067033" cy="2287508"/>
+            <wp:effectExtent l="0" t="0" r="0" b="0"/>
+            <wp:docPr id="1337214587" name="Picture 1"/>
+            <wp:cNvGraphicFramePr>
+              <a:graphicFrameLocks xmlns:a="http://schemas.openxmlformats.org/drawingml/2006/main" noChangeAspect="1"/>
+            </wp:cNvGraphicFramePr>
+            <a:graphic xmlns:a="http://schemas.openxmlformats.org/drawingml/2006/main">
+              <a:graphicData uri="http://schemas.openxmlformats.org/drawingml/2006/picture">
+                <pic:pic xmlns:pic="http://schemas.openxmlformats.org/drawingml/2006/picture">
+                  <pic:nvPicPr>
+                    <pic:cNvPr id="1337214587" name=""/>
+                    <pic:cNvPicPr/>
+                  </pic:nvPicPr>
+                  <pic:blipFill>
+                    <a:blip r:embed="rId19"/>
+                    <a:stretch>
+                      <a:fillRect/>
+                    </a:stretch>
+                  </pic:blipFill>
+                  <pic:spPr>
+                    <a:xfrm>
+                      <a:off x="0" y="0"/>
+                      <a:ext cx="4072463" cy="2290562"/>
+                    </a:xfrm>
+                    <a:prstGeom prst="rect">
+                      <a:avLst/>
+                    </a:prstGeom>
+                  </pic:spPr>
+                </pic:pic>
+              </a:graphicData>
+            </a:graphic>
+          </wp:inline>
+        </w:drawing>
+      </w:r>
+    </w:p>
+    <w:p>
+      <w:r>
+        <w:t xml:space="preserve">What’s interesting is their own </w:t>
+      </w:r>
+      <w:r>
+        <w:t xml:space="preserve">video </w:t>
+      </w:r>
+      <w:r>
+        <w:t>demo has the</w:t>
+      </w:r>
+      <w:r>
+        <w:t xml:space="preserve"> same</w:t>
+      </w:r>
+      <w:r>
+        <w:t xml:space="preserve"> </w:t>
+      </w:r>
+      <w:proofErr w:type="spellStart"/>
+      <w:r>
+        <w:t>DBus</w:t>
+      </w:r>
+      <w:proofErr w:type="spellEnd"/>
+      <w:r>
+        <w:t xml:space="preserve"> error I get</w:t>
+      </w:r>
+      <w:r>
+        <w:t>, which rules this out as the fatal cause</w:t>
+      </w:r>
+    </w:p>
+    <w:p>
+      <w:r>
+        <w:rPr>
+          <w:noProof/>
+        </w:rPr>
+        <w:drawing>
+          <wp:inline distT="0" distB="0" distL="0" distR="0" wp14:anchorId="58AB04AF" wp14:editId="27124456">
+            <wp:extent cx="3500651" cy="1976318"/>
+            <wp:effectExtent l="0" t="0" r="5080" b="5080"/>
+            <wp:docPr id="1316715928" name="Picture 1"/>
+            <wp:cNvGraphicFramePr>
+              <a:graphicFrameLocks xmlns:a="http://schemas.openxmlformats.org/drawingml/2006/main" noChangeAspect="1"/>
+            </wp:cNvGraphicFramePr>
+            <a:graphic xmlns:a="http://schemas.openxmlformats.org/drawingml/2006/main">
+              <a:graphicData uri="http://schemas.openxmlformats.org/drawingml/2006/picture">
+                <pic:pic xmlns:pic="http://schemas.openxmlformats.org/drawingml/2006/picture">
+                  <pic:nvPicPr>
+                    <pic:cNvPr id="1316715928" name=""/>
+                    <pic:cNvPicPr/>
+                  </pic:nvPicPr>
+                  <pic:blipFill>
+                    <a:blip r:embed="rId20"/>
+                    <a:stretch>
+                      <a:fillRect/>
+                    </a:stretch>
+                  </pic:blipFill>
+                  <pic:spPr>
+                    <a:xfrm>
+                      <a:off x="0" y="0"/>
+                      <a:ext cx="3509388" cy="1981251"/>
+                    </a:xfrm>
+                    <a:prstGeom prst="rect">
+                      <a:avLst/>
+                    </a:prstGeom>
+                  </pic:spPr>
+                </pic:pic>
+              </a:graphicData>
+            </a:graphic>
+          </wp:inline>
+        </w:drawing>
+      </w:r>
+    </w:p>
+    <w:p>
       <w:pPr>
         <w:pStyle w:val="Heading2"/>
       </w:pPr>
@@ -3024,10 +3611,10 @@
       <w:bookmarkEnd w:id="7"/>
     </w:p>
     <w:sectPr>
-      <w:headerReference w:type="default" r:id="rId14"/>
-      <w:footerReference w:type="even" r:id="rId15"/>
-      <w:footerReference w:type="default" r:id="rId16"/>
-      <w:footerReference w:type="first" r:id="rId17"/>
+      <w:headerReference w:type="default" r:id="rId21"/>
+      <w:footerReference w:type="even" r:id="rId22"/>
+      <w:footerReference w:type="default" r:id="rId23"/>
+      <w:footerReference w:type="first" r:id="rId24"/>
       <w:pgSz w:w="11906" w:h="16838"/>
       <w:pgMar w:top="1483" w:right="1448" w:bottom="1544" w:left="1435" w:header="720" w:footer="730" w:gutter="0"/>
       <w:pgNumType w:start="0"/>
